--- a/example_articles/countries/China/4.countries_China_Other_publisher.docx
+++ b/example_articles/countries/China/4.countries_China_Other_publisher.docx
@@ -27,17 +27,17 @@
     </w:p>
     <w:p>
       <w:r>
-        <w:t>Source File: Other publishers/Files (500) (26).DOCX</w:t>
+        <w:t>Source file: Other publishers/Files (500) (26).DOCX</w:t>
       </w:r>
     </w:p>
     <w:p>
       <w:r>
-        <w:t>Raw locations result: ['China (Hong Kong and Guangdong/Pearl River Delta region)']</w:t>
+        <w:t>Raw locations result, 'locations': ['China (Hong Kong and Guangdong/Pearl River Delta region)']</w:t>
       </w:r>
     </w:p>
     <w:p>
       <w:r>
-        <w:t>countries_stand_flat (Standardized): China</w:t>
+        <w:t>Standardized locations result, 'countries_stand_flat': China</w:t>
       </w:r>
     </w:p>
     <w:p>

--- a/example_articles/countries/China/4.countries_China_Other_publisher.docx
+++ b/example_articles/countries/China/4.countries_China_Other_publisher.docx
@@ -7,7 +7,7 @@
         <w:pStyle w:val="Heading1"/>
       </w:pPr>
       <w:r>
-        <w:t>RACE FOR GOVERNOR AT CENTER STAGE / GOV. WHITMAN IS LOCKED IN A CLOSER-THAN-EXPECTED BATTLE WITH JAMES E. MCGREEVEY.</w:t>
+        <w:t>JIANG SAYS CHINA MUST SPEED UP ECONOMIC REFORM / THE PRESIDENT SAID THE SHIFT TO PRIVATE OWNERSHIP OF STATE-RUN FIRMS IS WHAT DENG XIAOPING WANTED.</w:t>
       </w:r>
     </w:p>
     <w:p>
@@ -17,22 +17,22 @@
     </w:p>
     <w:p>
       <w:r>
-        <w:t>Date: 1997-10-29</w:t>
+        <w:t>Date: 1997-09-13</w:t>
       </w:r>
     </w:p>
     <w:p>
       <w:r>
-        <w:t>Section: NEW JERSEY VOTERS GUIDE; Pg. VG01</w:t>
+        <w:t>Section: NATIONAL; Pg. A03</w:t>
       </w:r>
     </w:p>
     <w:p>
       <w:r>
-        <w:t>Source file: Other publishers/Files (500) (26).DOCX</w:t>
+        <w:t>Source file: Other publishers/Files (500) (28).DOCX</w:t>
       </w:r>
     </w:p>
     <w:p>
       <w:r>
-        <w:t>Raw locations result, 'locations': ['China (Hong Kong and Guangdong/Pearl River Delta region)']</w:t>
+        <w:t>Raw locations result, 'locations': ['China']</w:t>
       </w:r>
     </w:p>
     <w:p>
@@ -49,111 +49,59 @@
     </w:p>
     <w:p>
       <w:r>
-        <w:t>As with the champion fighter unable to make quick work of his overmatched challenger, anything can happen when a powerful incumbent such as New Jersey's Gov. Whitman leaves a little-known political foe standing for the final rounds.</w:t>
+        <w:t>Chinese President Jiang Zemin yesterday used the most important speech of his career to stake his reputation as an aggressive reformer setting China on a redefining and risky course on the eve of the 21st century.</w:t>
         <w:br/>
-        <w:t>And, remarkably, Democrat James E. McGreevey is still standing.</w:t>
+        <w:t>In a 2 1/2-hour speech at the Great Hall of the People, Jiang used candid language to describe to the 15th Communist Party Congress the economic problems facing this nation of 1.3 billion people. Jiang said the party faced "grim challenges" and needed to remain "sober-minded" about what to do next.</w:t>
         <w:br/>
-        <w:t>Written off by the experts and dismissed even by some in his own party, McGreevey, a state senator from Middlesex County and the mayor of Woodbridge, entered the stretch drive of the 1997 governor's race with a fighting chance to deny Whitman a second term.</w:t>
+        <w:t>The president conceded that the next phase of reforms would cause pain for many workers, who have depended on the largess of state-run businesses for everything from cheap housing to medical care and generous pensions.</w:t>
         <w:br/>
-        <w:t>Although Whitman has remained the favorite, a McGreevey victory would rank among the most notable electoral upsets and almost certainly extinguish whatever national ambitions the governor might have. It also would change the complexion of New Jersey politics, capping a dramatic turnaround for a state Democratic Party left for dead just a few short years ago.</w:t>
+        <w:t>He added in his 59-page speech that it would be "hard to avoid" more layoffs resulting from a quickening of reforms in the state sector. But he said workers would be better off in the long run.</w:t>
         <w:br/>
-        <w:t>But the voters might be reluctant to "turn the clock back," as Whitman puts it, and return the opposition to power after their last experience under Democratic rule, which produced a record $2.8 billion tax increase. Even if they are ready to forgive and forget, residents still might deem McGreevey, at 40, too green for the state's top job.</w:t>
+        <w:t>Reforming the state sector "will cause temporary difficulties to part of the workers," Jiang said. "But, fundamentally speaking, it is conducive to economic development, thus conforming to the long-term interests of the working class."</w:t>
         <w:br/>
-        <w:t>Nearing the close of a long and sometimes listless campaign, neither major-party contender had lit a real fire with the electorate. Whitman's support was soft, and McGreevey, outside the Democratic base, was still treading water in an effort to expand his.</w:t>
+        <w:t>Standing before a backdrop of a huge gold hammer and sickle, Jiang presented a blueprint for the Chinese economy that, if adopted by the party, would move China further from the tenets of Marx and Mao and could result in hardship for millions of workers. It also presents new challenges for the United States, which continues to be confronted by China's growing political and economic muscle.</w:t>
         <w:br/>
-        <w:t>A wild card in the race was Libertarian Murray Sabrin, who raised enough money to become the first third-party candidate in New Jersey to qualify for state matching funds and a seat in the gubernatorial debates. Sabrin could be a spoiler, most likely draining votes from the governor because of his appeal to abortion foes and other conservatives eager to send the more-moderate Whitman a message.</w:t>
+        <w:t>China's state sector includes a range of companies - from mines to mills, retail stores, factories and suppliers - that are run and owned by the government. The plan is to accelerate the sale of shares in those businesses to workers, investors or other businesses.</w:t>
         <w:br/>
-        <w:t>While the governor's race is the main attraction, all 120 state legislative seats will also be on the ballot.</w:t>
+        <w:t>While insisting that China is not losing its socialist character, Jiang outlined a reform drive that sounds a lot like what capitalist countries call "privatization," but which China may choose to call "public ownership." Jiang told the 2,048 delegates that it was necessary for China to "mix" different forms of ownership, including reshaping state-run companies to look more like Western-style corporations.</w:t>
         <w:br/>
-        <w:t>The Republicans, with a commanding 50-30 majority in the Assembly, should have little trouble holding on there.</w:t>
+        <w:t>The party congress, which is held every five years, allows elite leaders of the party to articulate their economic and political goals.</w:t>
         <w:br/>
-        <w:t>The state Senate, though, is a major battleground, with the GOP - now holding 24 seats to 16 for the Democrats - fighting to maintain control. The Democrats need a net gain of five seats to take over, an unlikely but not impossible outcome.</w:t>
+        <w:t>This congress is noteworthy because it is the first meeting in nearly two decades without the looming presence of Deng Xiaoping, China's former paramount leader.</w:t>
         <w:br/>
-        <w:t>Two of the major legislative battles are being fought on South Jersey turf. In District Four, centered in Gloucester County, Republican State Sen. John Matheussen is defending his seat against a strong challenge by Democratic Assemblyman Sean Dalton. In the predominantly Camden County-based Sixth District, Republican Assemblyman John Rocco is trying to unseat Democratic State Sen. John Adler.</w:t>
+        <w:t>Jiang, 71, the former party boss of Shanghai, was handpicked by Deng to lead the Communist Party after the military crackdown on students during the 1989 Tiananmen protests. Jiang was given more titles of power than any other man in China, but Deng still could make whatever changes in policy or leadership that he wanted.</w:t>
         <w:br/>
-        <w:t>Republican Assemblywoman Diane Allen appeared poised to capture the Democratic-controlled Seventh District Senate seat, which includes parts of Burlington County and Pennsauken.</w:t>
+        <w:t>Jiang did not present himself as an aggressive reformer until after Deng's death in February. In a speech in May to Communist theorists at the party's central school, Jiang signaled that he would carry on with reforms. But it wasn't until yesterday's speech that he revealed the degree of his commitment by putting his political future on the line.</w:t>
         <w:br/>
-        <w:t>As is often the case in New Jersey elections, the outcome in the governor's race was coming down to which way the large bloc of suburban independent swing voters breaks in the campaign's final days. In 1993, the swing voters broke for Whitman, carrying her to a narrow win over Democratic incumbent Jim Florio; last year, the late-breaking independents turned a close U.S. Senate duel into an Election Day rout for Democrat Robert G. Torricelli.</w:t>
+        <w:t>The transformation of state-run enterprises into companies controlled by shareholders has raised the hackles of many hard-line socialists. But Jiang harkened back to Deng in rationalizing the next phase of reforms, saying that this is what Deng wanted all along.</w:t>
         <w:br/>
-        <w:t>Whitman, 51, is counting on that undecided vote to propel her to a reelection victory, perhaps even the decisive one she covets. But those sweaty palms in the Whitman camp are testament to her backers' apprehension about the mood of New Jersey's notoriously quirky electorate.</w:t>
+        <w:t>"The soul of the current congress is to hold high the great banner of Deng Xiaoping Theory," Jiang told his party colleagues. "This will be the hallmark of this congress in the annals of history."</w:t>
         <w:br/>
-        <w:t>In short, said one GOP campaign aide, "sure, we think we're going to win. But we're frustrated we haven't been able to put McGreevey away by now. We're letting him hang around too long."</w:t>
+        <w:t>The entire city of Beijing has been dressed up for the 15th congress. The oxblood facade of the famous Tiananmen Gate got a new coat of paint last week, and a temporary fountain was constructed in Tiananmen Square, decked out with elaborate floral displays and big banners heralding the 48th anniversary of the People's Republic of China.</w:t>
         <w:br/>
-        <w:t>It was not supposed to be this way. Going into 1997, the only question facing Whitman was how big her victory margin would be. The Whitman campaign set out to register the kind of triumph that would preserve her status as a player on the national political scene.</w:t>
+        <w:t>Strings of lights have been draped across the Avenue of Eternal Peace, while pots of flowers line sidewalks. A billboard-size television screen near a busy intersection beamed Jiang's speech live to passersby.</w:t>
         <w:br/>
-        <w:t>McGreevey's win in the Democratic primary only heightened those expectations. Republicans believed he would be an easy mark, chiefly because of his unpolished campaign style and his votes, as a state assemblyman, for the Florio-sponsored tax increases.</w:t>
+        <w:t>The atmosphere may be festive, but the arrival of the party congress has led to a citywide security crackdown. In the last two weeks, police have stepped up the arbitrary stops of cyclists and drivers, checking the identity cards that all Chinese must carry and chasing migrant workers away.</w:t>
         <w:br/>
-        <w:t>But just as he was underestimated by U.S. Rep. Robert E. Andrews in the Democratic primary, McGreevey has not been the pushover Republicans believed he would be.</w:t>
+        <w:t>The street-level intimidation that is coinciding with the lavish meeting of the political elite underscores the absolute power still wielded by the Communist Party.</w:t>
         <w:br/>
-        <w:t>So how did Whitman's drive toward a likely second-term coronation detour onto a road filled with political potholes?</w:t>
+        <w:t>Jiang used part of his speech to support China's evolution as a country ruled by laws, not men. "It is our party's persistent goal to develop socialist democracy," he said.</w:t>
         <w:br/>
-        <w:t>For starters, there's the high cost of driving, with New Jersey's car-insurance rates the nation's most expensive. Homeowners also hold the dubious distinction of paying the nation's highest property taxes.</w:t>
+        <w:t>He explained that China would not copy a Western model, but would follow its own gradual course - with the Communist Party clearly and resolutely leading the way.</w:t>
         <w:br/>
-        <w:t>If properly exploited, that can be a combustible mix for any challenger, and McGreevey has given it his best shot by relentlessly hammering Whitman on the two topics. While some pundits doubted those issues had the juice to move large numbers of voters, McGreevey has locked onto them with radar-like intensity, convinced he has tapped into a hotbed of voter discontent.</w:t>
+        <w:t>The emphasis of Jiang's address, however, was on economic issues.</w:t>
         <w:br/>
-        <w:t>McGreevey has proposed an automatic 10 percent reduction in auto-insurance rates, as well as the restoration of the Public Advocate's Office to represent consumers.</w:t>
+        <w:t>Analysts say that the purpose of Jiang's speech was to expand and accelerate a process of reform that already is well under way. In effect, he is putting the government's stamp of approval on existing experiments in shareholding.</w:t>
         <w:br/>
-        <w:t>Whitman, in a move that left political experts shaking their heads, raised the ante on car insurance by placing it atop her election-year agenda. We won't know until Tuesday whether the tactic decreased her liability on the issue or helped the Democrats make their case that she waited too long to address it.</w:t>
+        <w:t>Some regions of China have made great progress at getting the government out of the business of business. Jiang now is signaling that all sectors of the economy have to follow suit.</w:t>
         <w:br/>
-        <w:t>Take car insurance and property taxes, mix in decreased state spending for schools, and McGreevey sees a recipe for an administration that has turned its back on the vast middle-class. The governor, he tells working-class audiences, is out of touch with their concerns.</w:t>
+        <w:t>In a direct attack on his rivals, Jiang said the party had to "maintain vigilance" against hard-line Communists who were resisting the direction of reforms.</w:t>
         <w:br/>
-        <w:t>"We need a governor who is on our side," McGreevey repeatedly declares on the campaign trail, accusing Whitman of siding with the "special interests" at the expense of the average taxpayer.</w:t>
+        <w:t>"Building the socialist economy with Chinese characteristics," Jiang said, "means developing a market economy under socialism and constantly emancipating and developing the productive forces."</w:t>
         <w:br/>
-        <w:t>For good measure, McGreevey accuses Whitman of mortgaging the state's future with the $2.8 billion pension-bond sale that will cost taxpayers an additional $7.5 billion in interest over the life of the loan.</w:t>
+        <w:t>Jiang said the road ahead is not smooth, but people have to learn to adapt. The message from the very top of the largest Communist Party in the world is that people have to be open-minded and change with the times.</w:t>
         <w:br/>
-        <w:t>Whitman, for her part, contends the state is in far better shape than when she took office. She says her 30 percent income-tax cut has put more money into the pockets of average residents and helped produce a thriving business climate. It is McGreevey and the Democrats, according to the governor, who are out of touch with the voters' concerns about high taxes and big government.</w:t>
-        <w:br/>
-        <w:t>"Four years ago the people of the state of New Jersey gave me a job to do," Whitman said in the first gubernatorial debate. "They said cut taxes, cut government spending, restore jobs, get our education system educating our children, go after crime, and break the back of welfare. It was a big job, but we did it."</w:t>
-        <w:br/>
-        <w:t>Now, Whitman says, she deserves the chance to do more. The governor promises that property taxes and auto-insurance rates would be the top two priorities in a second term.</w:t>
-        <w:br/>
-        <w:t>While touting her own record, Whitman has launched a searing offensive against McGreevey, casting him in campaign commercials as a Florio clone who - when faced with the hard choices of governing - comes down on the side of higher taxes and bigger bureaucracy.</w:t>
-        <w:br/>
-        <w:t>Whitman points to McGreevey's votes for Florio's tax increases and accuses him of raising property taxes as Woodbridge mayor. She says his proposals to restore the Public Advocate's Office and reinstitute state jobs she eliminated, such as those in the Department of Environmental Protection, show his true colors when it comes to fiscal matters.</w:t>
-        <w:br/>
-        <w:t>Whitman has also tried to discredit McGreevey's claim on the middle class, saying, for example, that his access to a township-owned vehicle for personal use undercuts his argument that he represents working-class concerns. She also has accused McGreevey of promising voters the world on matters such as education without explaining how he would pay for it.</w:t>
-        <w:br/>
-        <w:t>Sabrin, 50, the Libertarian, has cast himself as the only real alternative in the race. His campaign motto is that there's not a dime's worth of difference between Whitman and McGreevey - or between the two parties they represent.</w:t>
-        <w:br/>
-        <w:t>If elected, Sabrin, a professor at Ramapo State College, promises to dismantle the state government and hand control to local officials and school districts. He has called for the elimination of the state income and sales taxes, as well as the deregulation of the insurance industry.</w:t>
-        <w:br/>
-        <w:t>His central message is that people and businesses should be left alone and that free enterprise should rule. He says that everyone would benefit - businesses and consumers alike - if companies were allowed to compete among themselves in a system free of government controls.</w:t>
-        <w:br/>
-        <w:t>"What we need in New Jersey is more freedom," Sabrin said in the first debate. He said the state tax system merely serves to "put more money into the hands of the bureaucrats in Trenton to decide things which you should be deciding at the local level."</w:t>
-        <w:br/>
-        <w:t>Sabrin also has taken a strong stance against abortion rights and affirmative action, both of which Whitman and McGreevey support. Sabrin's views on those two hot-button issues have attracted conservatives who feel they have no home in either major party.</w:t>
-        <w:br/>
-        <w:t>Republican strategists remain confident that the voters, while not thrilled with the job Whitman has done, believe the state is headed in the right direction and thus will grant her a second term. They say they do not detect the same voter anger that helped doom Florio's reelection bid four years ago.</w:t>
-        <w:br/>
-        <w:t>If the race is indeed as close as the polls suggest, a key could be the voter-turnout operations. McGreevey has attracted strong support in the cities and from organized labor, and the Democrats have rediscovered in recent elections how to get their voters to the polls.</w:t>
-        <w:br/>
-        <w:t>Whitman is hoping to counter the Democratic effort with a well-funded field operation of her own. Already enjoying strong support from the business community, Whitman has made a special effort to court African American and union leaders in a bid to hold down McGreevey's vote margins among those traditional Democratic constituencies.</w:t>
-        <w:br/>
-        <w:t>Whitman is no stranger to political shockers. In 1990, Whitman, then a little-known former freeholder from Somerset County, came within a whisker of knocking off U.S. Sen. Bill Bradley at a time he was viewed as a potential presidential candidate.</w:t>
-        <w:br/>
-        <w:t>Three years later, Whitman used that race as a springboard to oust Florio, becoming the first challenger ever in New Jersey to defeat an incumbent governor in a general election.</w:t>
-        <w:br/>
-        <w:t>McGreevey, a onetime assistant prosecutor and executive director of the state Parole Board, served one term in the state Assembly. He did not seek reelection for fear of losing in the anti-Florio backlash that swept Democratic legislators from power in 1991.</w:t>
-        <w:br/>
-        <w:t>He instead ran for mayor of Woodbridge and won. He later mounted a successful bid for the state Senate from Middlesex County.</w:t>
-        <w:br/>
-        <w:br/>
-        <w:t>Graphic</w:t>
-        <w:br/>
-        <w:br/>
-        <w:t xml:space="preserve"> </w:t>
-        <w:br/>
-        <w:t>PHOTO;</w:t>
-        <w:br/>
-        <w:t>PHOTO</w:t>
-        <w:br/>
-        <w:t>Gov. Whitman points to her 30 percent income-tax cut and elimination of state jobs in touting her record. "It was a big job, but we did it," the Republican says. (Associated Press, CHARLES REX ARBOGAST)</w:t>
-        <w:br/>
-        <w:t>James E. McGreevey has been talking about auto insurance and property taxes on the campaign trail. "We need a governor who is on our side," says the Democrat. (Associated Press, MIKE DERER)</w:t>
-        <w:br/>
-        <w:t>Murray Sabrin, the Libertarian Party candidate, calls for an end to government controls on business. "What we need in New Jersey is more freedom," he says. (For The Inquirer, NANCY WEGARD)</w:t>
-        <w:br/>
-        <w:t>At the Oct. 18 debate were (from left) Gov. Whitman, Murray Sabrin, and James E. McGreevey. (The Philadelphia Inquirer, PETER TOBIA)</w:t>
+        <w:t>"All workers should change their ideas about employment and improve their own quality to meet the new requirements of reform and development," Jiang said.</w:t>
       </w:r>
     </w:p>
     <w:sectPr>

--- a/example_articles/countries/China/4.countries_China_Other_publisher.docx
+++ b/example_articles/countries/China/4.countries_China_Other_publisher.docx
@@ -7,7 +7,7 @@
         <w:pStyle w:val="Heading1"/>
       </w:pPr>
       <w:r>
-        <w:t>JIANG SAYS CHINA MUST SPEED UP ECONOMIC REFORM / THE PRESIDENT SAID THE SHIFT TO PRIVATE OWNERSHIP OF STATE-RUN FIRMS IS WHAT DENG XIAOPING WANTED.</w:t>
+        <w:t>THE PROPAGANDA GUYS SURE WRITE FINE SLOGANS</w:t>
       </w:r>
     </w:p>
     <w:p>
@@ -17,17 +17,17 @@
     </w:p>
     <w:p>
       <w:r>
-        <w:t>Date: 1997-09-13</w:t>
+        <w:t>Date: 1999-09-19</w:t>
       </w:r>
     </w:p>
     <w:p>
       <w:r>
-        <w:t>Section: NATIONAL; Pg. A03</w:t>
+        <w:t>Section: SCIENCE, TECHNOLOGY AND MEDICINE,</w:t>
       </w:r>
     </w:p>
     <w:p>
       <w:r>
-        <w:t>Source file: Other publishers/Files (500) (28).DOCX</w:t>
+        <w:t>Source file: Other publishers/Files (500) (30).DOCX</w:t>
       </w:r>
     </w:p>
     <w:p>
@@ -49,59 +49,65 @@
     </w:p>
     <w:p>
       <w:r>
-        <w:t>Chinese President Jiang Zemin yesterday used the most important speech of his career to stake his reputation as an aggressive reformer setting China on a redefining and risky course on the eve of the 21st century.</w:t>
+        <w:t>Just in case any of the 1.3 billion people in China are having trouble imagining what to chant or inscribe for the nation's 50th birthday blowout on Oct. 1, the Communist Party issued a list of approved slogans last week. Fifty of them, to be exact.</w:t>
         <w:br/>
-        <w:t>In a 2 1/2-hour speech at the Great Hall of the People, Jiang used candid language to describe to the 15th Communist Party Congress the economic problems facing this nation of 1.3 billion people. Jiang said the party faced "grim challenges" and needed to remain "sober-minded" about what to do next.</w:t>
+        <w:t>These are more than suggestions: They are literally the only messages allowed on posters, banners and the lips of celebrants as China marks the first half century of the People's Republic. On this carefully scripted occasion, free-lance thought - even in praise of the party, let alone to plea for, say, the repressed Falun Gong spiritual movement or the cause of Tibet is most definitely forbidden.</w:t>
         <w:br/>
-        <w:t>The president conceded that the next phase of reforms would cause pain for many workers, who have depended on the largess of state-run businesses for everything from cheap housing to medical care and generous pensions.</w:t>
+        <w:t>Judging from the list, published in the party newspaper People's Daily, the specially picked 500,000 people who will jam Tiananmen Square on the big day will need some rehearsing before they try any chants. The 50 slogans were crafted by the wordsmiths of the Propaganda Department to cover every current party theme. Terse or poetic they are not.</w:t>
         <w:br/>
-        <w:t>He added in his 59-page speech that it would be "hard to avoid" more layoffs resulting from a quickening of reforms in the state sector. But he said workers would be better off in the long run.</w:t>
+        <w:t>The list ranges from the bland ("Warmly celebrate the 50th anniversary of the founding of the People's Republic of China!") to the insipidly inspirational ("Unite as one, fear no difficulties, struggle hard, be persistent, dare to win!")</w:t>
         <w:br/>
-        <w:t>Reforming the state sector "will cause temporary difficulties to part of the workers," Jiang said. "But, fundamentally speaking, it is conducive to economic development, thus conforming to the long-term interests of the working class."</w:t>
+        <w:t>It includes anachronistic nods to the past: "Rely on the working class wholeheartedly!" - a relic of the Mao era coined long before the government began sloughing off redundant workers in state enterprises.</w:t>
         <w:br/>
-        <w:t>Standing before a backdrop of a huge gold hammer and sickle, Jiang presented a blueprint for the Chinese economy that, if adopted by the party, would move China further from the tenets of Marx and Mao and could result in hardship for millions of workers. It also presents new challenges for the United States, which continues to be confronted by China's growing political and economic muscle.</w:t>
+        <w:t>And it includes the truly contemporary, such as this sly mouthful adapted from the landmark party decision in 1997 to elevate the standing of private enterprise, known by the code phrase "diverse forms":</w:t>
         <w:br/>
-        <w:t>China's state sector includes a range of companies - from mines to mills, retail stores, factories and suppliers - that are run and owned by the government. The plan is to accelerate the sale of shares in those businesses to workers, investors or other businesses.</w:t>
+        <w:t>"Adhere to the basic economic system with public ownership dominant and diverse forms of ownership developing side by side, and ' to each according to his work' as the main distribution form and with other forms as well!"</w:t>
         <w:br/>
-        <w:t>While insisting that China is not losing its socialist character, Jiang outlined a reform drive that sounds a lot like what capitalist countries call "privatization," but which China may choose to call "public ownership." Jiang told the 2,048 delegates that it was necessary for China to "mix" different forms of ownership, including reshaping state-run companies to look more like Western-style corporations.</w:t>
+        <w:t>Many slogans are retained from the post-1978 Deng Xiaoping era of economic opening and market reforms, a process still unfolding.</w:t>
         <w:br/>
-        <w:t>The party congress, which is held every five years, allows elite leaders of the party to articulate their economic and political goals.</w:t>
+        <w:t>Not only is the primary slogan of recent years included: "Hold high the great banner of Deng Xiaoping Theory and put forward the cause of building socialism with Chinese characteristics into the 21st century!" But there is also Deng's own crucial if oblique call for shedding Maoist thought: "Emancipate the mind, seek truth from facts and firmly promote reform and opening up!"</w:t>
         <w:br/>
-        <w:t>This congress is noteworthy because it is the first meeting in nearly two decades without the looming presence of Deng Xiaoping, China's former paramount leader.</w:t>
+        <w:t>As dated as some of the slogans seem, they are indicative of current preoccupations at the top. Likewise, the slogans of earlier anniversaries practically tell the story of the half century.</w:t>
         <w:br/>
-        <w:t>Jiang, 71, the former party boss of Shanghai, was handpicked by Deng to lead the Communist Party after the military crackdown on students during the 1989 Tiananmen protests. Jiang was given more titles of power than any other man in China, but Deng still could make whatever changes in policy or leadership that he wanted.</w:t>
+        <w:t>In private meetings, paraders from various professions have been instructed on the particular slogans they should chant, sometimes (thankfully) abbreviated versions.</w:t>
         <w:br/>
-        <w:t>Jiang did not present himself as an aggressive reformer until after Deng's death in February. In a speech in May to Communist theorists at the party's central school, Jiang signaled that he would carry on with reforms. But it wasn't until yesterday's speech that he revealed the degree of his commitment by putting his political future on the line.</w:t>
+        <w:t xml:space="preserve"> pg99 0009 990919 N S 9909180379 00007504 IT N</w:t>
         <w:br/>
-        <w:t>The transformation of state-run enterprises into companies controlled by shareholders has raised the hackles of many hard-line socialists. But Jiang harkened back to Deng in rationalizing the next phase of reforms, saying that this is what Deng wanted all along.</w:t>
+        <w:t>Anyone with even a casual interest in turkey hunting will enjoy the latest book on America's turkey call crafters by Earl Mickel. Passionate turkey fanciers won't be able to put it down.</w:t>
         <w:br/>
-        <w:t>"The soul of the current congress is to hold high the great banner of Deng Xiaoping Theory," Jiang told his party colleagues. "This will be the hallmark of this congress in the annals of history."</w:t>
+        <w:t>Mickel's latest contribution to the history and prestige of making turkey calls is "Turkey Callmakers Past and Present; The Rest of the Best." It's a sequel of sorts to Mickel's first book, "Callmakers Past and Present; Mick's Picks," published in 1994.</w:t>
         <w:br/>
-        <w:t>The entire city of Beijing has been dressed up for the 15th congress. The oxblood facade of the famous Tiananmen Gate got a new coat of paint last week, and a temporary fountain was constructed in Tiananmen Square, decked out with elaborate floral displays and big banners heralding the 48th anniversary of the People's Republic of China.</w:t>
+        <w:t>In the Rest of the Best, Mickel profiles the lives, hunting philosophies and call-making resumes of an incredible 237 call makers. Mickel tracked down and interviewed call builders in 34 states including such hallowed grounds in the lore of turkey hunting as Greenwood,S.C.; Dardanelle, Ark.; Hico, W.Va.; and DuBois, Pa.</w:t>
         <w:br/>
-        <w:t>Strings of lights have been draped across the Avenue of Eternal Peace, while pots of flowers line sidewalks. A billboard-size television screen near a busy intersection beamed Jiang's speech live to passersby.</w:t>
+        <w:t>The respect Mickel conveys for the life stories of the call makers he's met is what makes the book so captivating. Some of the men profiled are professionals who have built call-making into a full-time business. Most, though, make calls on the side and support their families in more conventional jobs. All, Mickel reveals, share a passion for wild turkeys and the craft of call-making. Whether they've produced thousands of calls or a few dozen, Mickel writes about each with enthusiasm for that maker's contribution. "I've always thought the man was just as interesting as the calls and the hunting," Mickel says. "I've met some of the greatest people in the world through writing these books. Their calls represent one of the truest forms of American folk art in existence, and it was their lack of recognition that motivated me to write their stories."</w:t>
         <w:br/>
-        <w:t>The atmosphere may be festive, but the arrival of the party congress has led to a citywide security crackdown. In the last two weeks, police have stepped up the arbitrary stops of cyclists and drivers, checking the identity cards that all Chinese must carry and chasing migrant workers away.</w:t>
+        <w:t>Earl Mickel is a fascinating personality in his own right. A native of Scranton, Pennsylvania, he settled in Alaska in 1959 after a stint there in the Air Force. Mickel spent 23 years in the real estate business in Alaska before returning to live in Wayne County, Pennsylvania in 1982.</w:t>
         <w:br/>
-        <w:t>The street-level intimidation that is coinciding with the lavish meeting of the political elite underscores the absolute power still wielded by the Communist Party.</w:t>
+        <w:t>"When I came back the big thing in Pennsylvania was the growing popularity of turkey hunting," Mickel said. "I got into turkey hunting that first year and was hooked on it from the start. I've hunted moose, elk, caribou, and mountain goats, but I think hunting gobblers in the spring is the most challenging hunting of all."</w:t>
         <w:br/>
-        <w:t>Jiang used part of his speech to support China's evolution as a country ruled by laws, not men. "It is our party's persistent goal to develop socialist democracy," he said.</w:t>
+        <w:t>Earl says he went through a lot of calls in those early years trying to find a selection he liked to hunt with. "I wondered what would make one gobbler come running and another shy away," he writes. "What was the magic you must possess? I guessed it must be the instrument, the call. I needed more calls and to that end I began collecting turkey calls. These instruments are truly unique, of many designs, styles, woods, bones, etc. Some are very old, many quite rustic, some very ornate, many are plain. What is the history of a call and what kind of man fashions them?"</w:t>
         <w:br/>
-        <w:t>He explained that China would not copy a Western model, but would follow its own gradual course - with the Communist Party clearly and resolutely leading the way.</w:t>
+        <w:t>His collection now totals somewhere in excess of 3,500 calls. "I believe I have the largest turkey call collection in the United States," Mickel said. "And since they don't have or hunt turkeys anywhere else except in parts of Mexico, I must have the largest collection in the world."</w:t>
         <w:br/>
-        <w:t>The emphasis of Jiang's address, however, was on economic issues.</w:t>
+        <w:t>Historically notable call makers featured in the book include Henry Gibson who patented the first box call in 1897. "Gibson's box was carved out of one solid piece of wood," Mickel explained. "M. L. Lynch, though, is the man who put the box call into the hands of thousands of hunters. He made the first box calls of sawn and glued components that could be produced in larger numbers. The M. L. Lynch box is probably the single most popular turkey call ever produced, but the early Lynch models, from the ' 40s are real collectibles."</w:t>
         <w:br/>
-        <w:t>Analysts say that the purpose of Jiang's speech was to expand and accelerate a process of reform that already is well under way. In effect, he is putting the government's stamp of approval on existing experiments in shareholding.</w:t>
+        <w:t>Mickel also credits Frank Piper, of Delmont, Westmoreland County, with a huge influence on turkey hunting and call making. "Frank Piper is one of the nicest gentlemen you could ever meet," he said. "His Penns Woods Calls is the oldest continuously operating call manufacturer in the country. When he (Piper) was getting the company on its feet he bought out Roger Latham, the outdoors writer for the Pittsburgh Press, who had bought out Tom Turpin, maybe the most famous American call maker next to M. L. Lynch."</w:t>
         <w:br/>
-        <w:t>Some regions of China have made great progress at getting the government out of the business of business. Jiang now is signaling that all sectors of the economy have to follow suit.</w:t>
+        <w:t>There are some truly beautiful and unique calls described in Mickel's latest work. Shawn Irish of Huntersville, North Carolina makes slate calls from the empty shells of box turtles he finds in the woods. Each call is painted with a different spring gobbler scene, and the strikers are fashioned from leg bones of white-tailed deer.</w:t>
         <w:br/>
-        <w:t>In a direct attack on his rivals, Jiang said the party had to "maintain vigilance" against hard-line Communists who were resisting the direction of reforms.</w:t>
+        <w:t>Larry Kerr of McComb, Illinois makes box calls with morel mushrooms, dogwood blossoms or other symbols of the spring woods intricately carved and painted on the paddle.</w:t>
         <w:br/>
-        <w:t>"Building the socialist economy with Chinese characteristics," Jiang said, "means developing a market economy under socialism and constantly emancipating and developing the productive forces."</w:t>
+        <w:t>With 13 call builders profiled, no part of the country is better represented in Mickel's book than Western Pennsylvania. Mickel met and writes about Francie Cherry of Ridgway who makes a small cylindrical slate call; John Panepinto of Venetia, owner of Turkey Foot Calls; and Fred Schultz and Ron Peck of Lower Burrell who make a line of diaphragm calls under the name of S&amp;P Game Calls. Jack, Bryan and Gregg Guthridge of DuBois are a family call-making trio that produces a line of box and slate calls they sell in limited numbers. Mickel quotes the Guthridge's philosophy on call making: "We sell a few calls each year. It's an enjoyable hobby for us. We prefer for the customer to come to our house and pick out a call. We show them how to use our call, and when they are satisfied with the call and the sound, we hope we have made a friend and supporter."</w:t>
         <w:br/>
-        <w:t>Jiang said the road ahead is not smooth, but people have to learn to adapt. The message from the very top of the largest Communist Party in the world is that people have to be open-minded and change with the times.</w:t>
+        <w:t>Also featured in the book are Ken Baird of California; Ed Braga, California; Floyd Cunningham (deceased), Butler; Tim Herilla, Coal Center; Howard Meyers' Kicking Bird Calls, Greensburg; Bob Kirschner, Murrysville; Doug LaBolle's Kill' R Calls, Pleasantville; Craig Stair's C. S. Turkey Calls, Hyndman; and Jim Zoschg's Northwoods Calls, Emporium.</w:t>
         <w:br/>
-        <w:t>"All workers should change their ideas about employment and improve their own quality to meet the new requirements of reform and development," Jiang said.</w:t>
+        <w:t>Mickel says he was surprised at the enthusiastic response to his first book. "It used to be that duck calls were more prized as folk art and collectibles," he explained. "But today duck hunting is going downhill with the loss of habitat while turkeys and turkey hunting grow more widespread and popular. Turkey calls have surpassed duck calls in popularity. If a guy is interested in turkeys, he's naturally also interested in calls."</w:t>
+        <w:br/>
+        <w:t>The author's next goal is to kill a longbeard gobbler in every state in which turkeys live with a call made in that state, then write a book about it. "I've done it in nine states now," he said. "And I'm only 61 so I'm pretty confident I can get it done."</w:t>
+        <w:br/>
+        <w:t>Turkey Callmakers Past and Present; The Rest of the Best has 265 pages, a photo of each call maker and his calls, plus a directory to all call makers known to Mickel so that readers can order calls direct if desired. There are also 24 color plates that display the diversity and innovative beauty of Mickel's collection.</w:t>
+        <w:br/>
+        <w:t>To order a copy send check or money order for $ 40 to Earl Mickel at R.R. #1, Box 1977, Beach Lake, PA 18405. Pennsylvania residents should include $ 1.80 sales tax. Mickel will gladly autography your copy if you ask him to.</w:t>
       </w:r>
     </w:p>
     <w:sectPr>
